--- a/.work/07.04 dijkstra report analysis.docx
+++ b/.work/07.04 dijkstra report analysis.docx
@@ -2,6 +2,265 @@
 <file path=word/document.xml><?xml version="1.0" encoding="utf-8"?>
 <w:document xmlns:wpc="http://schemas.microsoft.com/office/word/2010/wordprocessingCanvas" xmlns:cx="http://schemas.microsoft.com/office/drawing/2014/chartex" xmlns:cx1="http://schemas.microsoft.com/office/drawing/2015/9/8/chartex" xmlns:cx2="http://schemas.microsoft.com/office/drawing/2015/10/21/chartex" xmlns:cx3="http://schemas.microsoft.com/office/drawing/2016/5/9/chartex" xmlns:cx4="http://schemas.microsoft.com/office/drawing/2016/5/10/chartex" xmlns:cx5="http://schemas.microsoft.com/office/drawing/2016/5/11/chartex" xmlns:cx6="http://schemas.microsoft.com/office/drawing/2016/5/12/chartex" xmlns:cx7="http://schemas.microsoft.com/office/drawing/2016/5/13/chartex" xmlns:cx8="http://schemas.microsoft.com/office/drawing/2016/5/14/chartex" xmlns:mc="http://schemas.openxmlformats.org/markup-compatibility/2006" xmlns:m="http://schemas.openxmlformats.org/officeDocument/2006/math" xmlns:aink="http://schemas.microsoft.com/office/drawing/2016/ink" xmlns:am3d="http://schemas.microsoft.com/office/drawing/2017/model3d" xmlns:oel="http://schemas.microsoft.com/office/2019/extlst" xmlns:r="http://schemas.openxmlformats.org/officeDocument/2006/relationships" xmlns:wp14="http://schemas.microsoft.com/office/word/2010/wordprocessingDrawing" xmlns:wp="http://schemas.openxmlformats.org/drawingml/2006/wordprocessingDrawing" xmlns:wpg="http://schemas.microsoft.com/office/word/2010/wordprocessingGroup" xmlns:wpi="http://schemas.microsoft.com/office/word/2010/wordprocessingInk" xmlns:wps="http://schemas.microsoft.com/office/word/2010/wordprocessingShape" xmlns:o="urn:schemas-microsoft-com:office:office" xmlns:v="urn:schemas-microsoft-com:vml" xmlns:w10="urn:schemas-microsoft-com:office:word" xmlns:w="http://schemas.openxmlformats.org/wordprocessingml/2006/main" xmlns:w14="http://schemas.microsoft.com/office/word/2010/wordml" xmlns:w15="http://schemas.microsoft.com/office/word/2012/wordml" xmlns:w16cex="http://schemas.microsoft.com/office/word/2018/wordml/cex" xmlns:w16cid="http://schemas.microsoft.com/office/word/2016/wordml/cid" xmlns:w16="http://schemas.microsoft.com/office/word/2018/wordml" xmlns:w16sdtdh="http://schemas.microsoft.com/office/word/2020/wordml/sdtdatahash" xmlns:w16sdtfl="http://schemas.microsoft.com/office/word/2024/wordml/sdtformatlock" xmlns:w16se="http://schemas.microsoft.com/office/word/2015/wordml/symex" xmlns:w16du="http://schemas.microsoft.com/office/word/2023/wordml/word16du" xmlns:wne="http://schemas.microsoft.com/office/word/2006/wordml" mc:Ignorable="w14 w15 w16se w16cid w16 w16cex w16sdtdh w16sdtfl w16du wp14">
   <w:body>
+    <w:p>
+      <w:pPr>
+        <w:rPr>
+          <w:rFonts w:ascii="Arial" w:hAnsi="Arial" w:cs="Arial"/>
+        </w:rPr>
+      </w:pPr>
+      <w:r>
+        <w:rPr>
+          <w:rFonts w:ascii="Arial" w:hAnsi="Arial" w:cs="Arial"/>
+          <w:b/>
+          <w:bCs/>
+        </w:rPr>
+        <w:t>Error fàcil de caure</w:t>
+      </w:r>
+      <w:r>
+        <w:rPr>
+          <w:rFonts w:ascii="Arial" w:hAnsi="Arial" w:cs="Arial"/>
+        </w:rPr>
+        <w:t>: No s’ha de pensar l’heurística en trajectes d’una zona a una altra perquè la heurísitia només pot dependre del node intermig i del tragte. Per tant, pensar-ho d’aquesta manera és erroni</w:t>
+      </w:r>
+      <w:r>
+        <w:rPr>
+          <w:rFonts w:ascii="Arial" w:hAnsi="Arial" w:cs="Arial"/>
+        </w:rPr>
+        <w:t>.</w:t>
+      </w:r>
+    </w:p>
+    <w:p>
+      <w:pPr>
+        <w:rPr>
+          <w:rFonts w:ascii="Arial" w:hAnsi="Arial" w:cs="Arial"/>
+        </w:rPr>
+      </w:pPr>
+    </w:p>
+    <w:p>
+      <w:pPr>
+        <w:rPr>
+          <w:rFonts w:ascii="Arial" w:hAnsi="Arial" w:cs="Arial"/>
+        </w:rPr>
+      </w:pPr>
+      <w:r>
+        <w:rPr>
+          <w:rFonts w:ascii="Arial" w:hAnsi="Arial" w:cs="Arial"/>
+        </w:rPr>
+        <w:t xml:space="preserve">La heurísitica dona 120 en una entrada de la mateixa parada que </w:t>
+      </w:r>
+      <w:r>
+        <w:rPr>
+          <w:rFonts w:ascii="Arial" w:hAnsi="Arial" w:cs="Arial"/>
+        </w:rPr>
+        <w:t xml:space="preserve">el target perque has de baixar a l’andana i sortir per la que toca. </w:t>
+      </w:r>
+      <w:r>
+        <w:rPr>
+          <w:rFonts w:ascii="Arial" w:hAnsi="Arial" w:cs="Arial"/>
+        </w:rPr>
+        <w:sym w:font="Wingdings" w:char="F0DF"/>
+      </w:r>
+      <w:r>
+        <w:rPr>
+          <w:rFonts w:ascii="Arial" w:hAnsi="Arial" w:cs="Arial"/>
+        </w:rPr>
+        <w:t xml:space="preserve"> QUÈ PASSA AMB LES ENTRADES DE LA MATEIXA PARADA PERÒ DE DIFERENTA LÍNIA? </w:t>
+      </w:r>
+      <w:r>
+        <w:rPr>
+          <w:rFonts w:ascii="Arial" w:hAnsi="Arial" w:cs="Arial"/>
+        </w:rPr>
+        <w:sym w:font="Wingdings" w:char="F0DF"/>
+      </w:r>
+      <w:r>
+        <w:rPr>
+          <w:rFonts w:ascii="Arial" w:hAnsi="Arial" w:cs="Arial"/>
+        </w:rPr>
+        <w:t xml:space="preserve"> només passa als nodes A</w:t>
+      </w:r>
+      <w:r>
+        <w:rPr>
+          <w:rFonts w:ascii="Arial" w:hAnsi="Arial" w:cs="Arial"/>
+        </w:rPr>
+        <w:sym w:font="Wingdings" w:char="F0DF"/>
+      </w:r>
+      <w:r>
+        <w:rPr>
+          <w:rFonts w:ascii="Arial" w:hAnsi="Arial" w:cs="Arial"/>
+        </w:rPr>
+        <w:t xml:space="preserve"> s’utilitza criteri centre</w:t>
+      </w:r>
+    </w:p>
+    <w:p>
+      <w:pPr>
+        <w:rPr>
+          <w:rFonts w:ascii="Arial" w:hAnsi="Arial" w:cs="Arial"/>
+        </w:rPr>
+      </w:pPr>
+    </w:p>
+    <w:p>
+      <w:pPr>
+        <w:rPr>
+          <w:rFonts w:ascii="Arial" w:hAnsi="Arial" w:cs="Arial"/>
+        </w:rPr>
+      </w:pPr>
+      <w:r>
+        <w:rPr>
+          <w:rFonts w:ascii="Arial" w:hAnsi="Arial" w:cs="Arial"/>
+        </w:rPr>
+        <w:t xml:space="preserve">S’hauria de veure per què i demostrar la meva heurísitica no extreurà entrades </w:t>
+      </w:r>
+      <w:r>
+        <w:rPr>
+          <w:rFonts w:ascii="Arial" w:hAnsi="Arial" w:cs="Arial"/>
+        </w:rPr>
+        <w:sym w:font="Wingdings" w:char="F0DF"/>
+      </w:r>
+      <w:r>
+        <w:rPr>
+          <w:rFonts w:ascii="Arial" w:hAnsi="Arial" w:cs="Arial"/>
+        </w:rPr>
+        <w:t xml:space="preserve"> fact molt important ja que les entrades són els 75% dels vèrtexs</w:t>
+      </w:r>
+    </w:p>
+    <w:p>
+      <w:pPr>
+        <w:rPr>
+          <w:rFonts w:ascii="Arial" w:hAnsi="Arial" w:cs="Arial"/>
+        </w:rPr>
+      </w:pPr>
+    </w:p>
+    <w:p>
+      <w:pPr>
+        <w:rPr>
+          <w:rFonts w:ascii="Arial" w:hAnsi="Arial" w:cs="Arial"/>
+        </w:rPr>
+      </w:pPr>
+      <w:r>
+        <w:rPr>
+          <w:rFonts w:ascii="Arial" w:hAnsi="Arial" w:cs="Arial"/>
+        </w:rPr>
+        <w:t>Veure que la meva heurísitica és admissible</w:t>
+      </w:r>
+    </w:p>
+    <w:p>
+      <w:pPr>
+        <w:rPr>
+          <w:rFonts w:ascii="Arial" w:hAnsi="Arial" w:cs="Arial"/>
+        </w:rPr>
+      </w:pPr>
+    </w:p>
+    <w:p>
+      <w:pPr>
+        <w:pBdr>
+          <w:bottom w:val="single" w:sz="6" w:space="1" w:color="auto"/>
+        </w:pBdr>
+        <w:rPr>
+          <w:rFonts w:ascii="Arial" w:hAnsi="Arial" w:cs="Arial"/>
+        </w:rPr>
+      </w:pPr>
+    </w:p>
+    <w:p>
+      <w:pPr>
+        <w:rPr>
+          <w:rFonts w:ascii="Arial" w:hAnsi="Arial" w:cs="Arial"/>
+        </w:rPr>
+      </w:pPr>
+    </w:p>
+    <w:p>
+      <w:pPr>
+        <w:rPr>
+          <w:rFonts w:ascii="Arial" w:hAnsi="Arial" w:cs="Arial"/>
+          <w:b/>
+          <w:bCs/>
+        </w:rPr>
+      </w:pPr>
+      <w:r>
+        <w:rPr>
+          <w:rFonts w:ascii="Arial" w:hAnsi="Arial" w:cs="Arial"/>
+          <w:b/>
+          <w:bCs/>
+        </w:rPr>
+        <w:t>¿Por qué la profundidad de la rama no es la misma "trampa" que usar el peso mínimo global?</w:t>
+      </w:r>
+    </w:p>
+    <w:p>
+      <w:pPr>
+        <w:rPr>
+          <w:rFonts w:ascii="Arial" w:hAnsi="Arial" w:cs="Arial"/>
+        </w:rPr>
+      </w:pPr>
+      <w:r>
+        <w:rPr>
+          <w:rFonts w:ascii="Arial" w:hAnsi="Arial" w:cs="Arial"/>
+        </w:rPr>
+        <w:t>Porque son problemas de naturaleza distinta:</w:t>
+      </w:r>
+    </w:p>
+    <w:p>
+      <w:pPr>
+        <w:numPr>
+          <w:ilvl w:val="0"/>
+          <w:numId w:val="2"/>
+        </w:numPr>
+        <w:rPr>
+          <w:rFonts w:ascii="Arial" w:hAnsi="Arial" w:cs="Arial"/>
+        </w:rPr>
+      </w:pPr>
+      <w:r>
+        <w:rPr>
+          <w:rFonts w:ascii="Arial" w:hAnsi="Arial" w:cs="Arial"/>
+          <w:b/>
+          <w:bCs/>
+        </w:rPr>
+        <w:t>En el núcleo</w:t>
+      </w:r>
+      <w:r>
+        <w:rPr>
+          <w:rFonts w:ascii="Arial" w:hAnsi="Arial" w:cs="Arial"/>
+        </w:rPr>
+        <w:t xml:space="preserve">, precalcular la distancia exacta significa </w:t>
+      </w:r>
+      <w:r>
+        <w:rPr>
+          <w:rFonts w:ascii="Arial" w:hAnsi="Arial" w:cs="Arial"/>
+          <w:i/>
+          <w:iCs/>
+        </w:rPr>
+        <w:t>resolver</w:t>
+      </w:r>
+      <w:r>
+        <w:rPr>
+          <w:rFonts w:ascii="Arial" w:hAnsi="Arial" w:cs="Arial"/>
+        </w:rPr>
+        <w:t xml:space="preserve"> el problema de caminos mínimos (hay 28 ciclos independientes, múltiples rutas alternativas) — ahí sí estás dándole a A* la respuesta a la pregunta difícil.</w:t>
+      </w:r>
+    </w:p>
+    <w:p>
+      <w:pPr>
+        <w:numPr>
+          <w:ilvl w:val="0"/>
+          <w:numId w:val="2"/>
+        </w:numPr>
+        <w:rPr>
+          <w:rFonts w:ascii="Arial" w:hAnsi="Arial" w:cs="Arial"/>
+        </w:rPr>
+      </w:pPr>
+      <w:r>
+        <w:rPr>
+          <w:rFonts w:ascii="Arial" w:hAnsi="Arial" w:cs="Arial"/>
+          <w:b/>
+          <w:bCs/>
+        </w:rPr>
+        <w:t>En una rama</w:t>
+      </w:r>
+      <w:r>
+        <w:rPr>
+          <w:rFonts w:ascii="Arial" w:hAnsi="Arial" w:cs="Arial"/>
+        </w:rPr>
+        <w:t>, no hay ninguna pregunta que resolver: es una cadena sin bifurcaciones, un único camino posible. Calcular su longitud es simplemente sumar unos pesos ya conocidos en un orden fijo — como saber la longitud de un pasillo recto. No es "encontrar el camino más corto entre alternativas", porque no existen alternativas.</w:t>
+      </w:r>
+    </w:p>
     <w:p>
       <w:pPr>
         <w:rPr>
@@ -17,6 +276,278 @@
     </w:sectPr>
   </w:body>
 </w:document>
+</file>
+
+<file path=word/numbering.xml><?xml version="1.0" encoding="utf-8"?>
+<w:numbering xmlns:wpc="http://schemas.microsoft.com/office/word/2010/wordprocessingCanvas" xmlns:cx="http://schemas.microsoft.com/office/drawing/2014/chartex" xmlns:cx1="http://schemas.microsoft.com/office/drawing/2015/9/8/chartex" xmlns:cx2="http://schemas.microsoft.com/office/drawing/2015/10/21/chartex" xmlns:cx3="http://schemas.microsoft.com/office/drawing/2016/5/9/chartex" xmlns:cx4="http://schemas.microsoft.com/office/drawing/2016/5/10/chartex" xmlns:cx5="http://schemas.microsoft.com/office/drawing/2016/5/11/chartex" xmlns:cx6="http://schemas.microsoft.com/office/drawing/2016/5/12/chartex" xmlns:cx7="http://schemas.microsoft.com/office/drawing/2016/5/13/chartex" xmlns:cx8="http://schemas.microsoft.com/office/drawing/2016/5/14/chartex" xmlns:mc="http://schemas.openxmlformats.org/markup-compatibility/2006" xmlns:m="http://schemas.openxmlformats.org/officeDocument/2006/math" xmlns:aink="http://schemas.microsoft.com/office/drawing/2016/ink" xmlns:am3d="http://schemas.microsoft.com/office/drawing/2017/model3d" xmlns:oel="http://schemas.microsoft.com/office/2019/extlst" xmlns:r="http://schemas.openxmlformats.org/officeDocument/2006/relationships" xmlns:wp14="http://schemas.microsoft.com/office/word/2010/wordprocessingDrawing" xmlns:wp="http://schemas.openxmlformats.org/drawingml/2006/wordprocessingDrawing" xmlns:wpg="http://schemas.microsoft.com/office/word/2010/wordprocessingGroup" xmlns:wpi="http://schemas.microsoft.com/office/word/2010/wordprocessingInk" xmlns:wps="http://schemas.microsoft.com/office/word/2010/wordprocessingShape" xmlns:o="urn:schemas-microsoft-com:office:office" xmlns:v="urn:schemas-microsoft-com:vml" xmlns:w10="urn:schemas-microsoft-com:office:word" xmlns:w="http://schemas.openxmlformats.org/wordprocessingml/2006/main" xmlns:w14="http://schemas.microsoft.com/office/word/2010/wordml" xmlns:w15="http://schemas.microsoft.com/office/word/2012/wordml" xmlns:w16cex="http://schemas.microsoft.com/office/word/2018/wordml/cex" xmlns:w16cid="http://schemas.microsoft.com/office/word/2016/wordml/cid" xmlns:w16="http://schemas.microsoft.com/office/word/2018/wordml" xmlns:w16sdtdh="http://schemas.microsoft.com/office/word/2020/wordml/sdtdatahash" xmlns:w16sdtfl="http://schemas.microsoft.com/office/word/2024/wordml/sdtformatlock" xmlns:w16se="http://schemas.microsoft.com/office/word/2015/wordml/symex" xmlns:w16du="http://schemas.microsoft.com/office/word/2023/wordml/word16du" xmlns:wne="http://schemas.microsoft.com/office/word/2006/wordml" mc:Ignorable="w14 w15 w16se w16cid w16 w16cex w16sdtdh w16sdtfl w16du wp14">
+  <w:abstractNum w:abstractNumId="0" w15:restartNumberingAfterBreak="0">
+    <w:nsid w:val="57D13EEB"/>
+    <w:multiLevelType w:val="multilevel"/>
+    <w:tmpl w:val="FB28F89A"/>
+    <w:lvl w:ilvl="0">
+      <w:start w:val="1"/>
+      <w:numFmt w:val="bullet"/>
+      <w:lvlText w:val=""/>
+      <w:lvlJc w:val="left"/>
+      <w:pPr>
+        <w:tabs>
+          <w:tab w:val="num" w:pos="720"/>
+        </w:tabs>
+        <w:ind w:left="720" w:hanging="360"/>
+      </w:pPr>
+      <w:rPr>
+        <w:rFonts w:ascii="Symbol" w:hAnsi="Symbol" w:hint="default"/>
+        <w:sz w:val="20"/>
+      </w:rPr>
+    </w:lvl>
+    <w:lvl w:ilvl="1" w:tentative="1">
+      <w:start w:val="1"/>
+      <w:numFmt w:val="bullet"/>
+      <w:lvlText w:val="o"/>
+      <w:lvlJc w:val="left"/>
+      <w:pPr>
+        <w:tabs>
+          <w:tab w:val="num" w:pos="1440"/>
+        </w:tabs>
+        <w:ind w:left="1440" w:hanging="360"/>
+      </w:pPr>
+      <w:rPr>
+        <w:rFonts w:ascii="Courier New" w:hAnsi="Courier New" w:hint="default"/>
+        <w:sz w:val="20"/>
+      </w:rPr>
+    </w:lvl>
+    <w:lvl w:ilvl="2" w:tentative="1">
+      <w:start w:val="1"/>
+      <w:numFmt w:val="bullet"/>
+      <w:lvlText w:val=""/>
+      <w:lvlJc w:val="left"/>
+      <w:pPr>
+        <w:tabs>
+          <w:tab w:val="num" w:pos="2160"/>
+        </w:tabs>
+        <w:ind w:left="2160" w:hanging="360"/>
+      </w:pPr>
+      <w:rPr>
+        <w:rFonts w:ascii="Wingdings" w:hAnsi="Wingdings" w:hint="default"/>
+        <w:sz w:val="20"/>
+      </w:rPr>
+    </w:lvl>
+    <w:lvl w:ilvl="3" w:tentative="1">
+      <w:start w:val="1"/>
+      <w:numFmt w:val="bullet"/>
+      <w:lvlText w:val=""/>
+      <w:lvlJc w:val="left"/>
+      <w:pPr>
+        <w:tabs>
+          <w:tab w:val="num" w:pos="2880"/>
+        </w:tabs>
+        <w:ind w:left="2880" w:hanging="360"/>
+      </w:pPr>
+      <w:rPr>
+        <w:rFonts w:ascii="Wingdings" w:hAnsi="Wingdings" w:hint="default"/>
+        <w:sz w:val="20"/>
+      </w:rPr>
+    </w:lvl>
+    <w:lvl w:ilvl="4" w:tentative="1">
+      <w:start w:val="1"/>
+      <w:numFmt w:val="bullet"/>
+      <w:lvlText w:val=""/>
+      <w:lvlJc w:val="left"/>
+      <w:pPr>
+        <w:tabs>
+          <w:tab w:val="num" w:pos="3600"/>
+        </w:tabs>
+        <w:ind w:left="3600" w:hanging="360"/>
+      </w:pPr>
+      <w:rPr>
+        <w:rFonts w:ascii="Wingdings" w:hAnsi="Wingdings" w:hint="default"/>
+        <w:sz w:val="20"/>
+      </w:rPr>
+    </w:lvl>
+    <w:lvl w:ilvl="5" w:tentative="1">
+      <w:start w:val="1"/>
+      <w:numFmt w:val="bullet"/>
+      <w:lvlText w:val=""/>
+      <w:lvlJc w:val="left"/>
+      <w:pPr>
+        <w:tabs>
+          <w:tab w:val="num" w:pos="4320"/>
+        </w:tabs>
+        <w:ind w:left="4320" w:hanging="360"/>
+      </w:pPr>
+      <w:rPr>
+        <w:rFonts w:ascii="Wingdings" w:hAnsi="Wingdings" w:hint="default"/>
+        <w:sz w:val="20"/>
+      </w:rPr>
+    </w:lvl>
+    <w:lvl w:ilvl="6" w:tentative="1">
+      <w:start w:val="1"/>
+      <w:numFmt w:val="bullet"/>
+      <w:lvlText w:val=""/>
+      <w:lvlJc w:val="left"/>
+      <w:pPr>
+        <w:tabs>
+          <w:tab w:val="num" w:pos="5040"/>
+        </w:tabs>
+        <w:ind w:left="5040" w:hanging="360"/>
+      </w:pPr>
+      <w:rPr>
+        <w:rFonts w:ascii="Wingdings" w:hAnsi="Wingdings" w:hint="default"/>
+        <w:sz w:val="20"/>
+      </w:rPr>
+    </w:lvl>
+    <w:lvl w:ilvl="7" w:tentative="1">
+      <w:start w:val="1"/>
+      <w:numFmt w:val="bullet"/>
+      <w:lvlText w:val=""/>
+      <w:lvlJc w:val="left"/>
+      <w:pPr>
+        <w:tabs>
+          <w:tab w:val="num" w:pos="5760"/>
+        </w:tabs>
+        <w:ind w:left="5760" w:hanging="360"/>
+      </w:pPr>
+      <w:rPr>
+        <w:rFonts w:ascii="Wingdings" w:hAnsi="Wingdings" w:hint="default"/>
+        <w:sz w:val="20"/>
+      </w:rPr>
+    </w:lvl>
+    <w:lvl w:ilvl="8" w:tentative="1">
+      <w:start w:val="1"/>
+      <w:numFmt w:val="bullet"/>
+      <w:lvlText w:val=""/>
+      <w:lvlJc w:val="left"/>
+      <w:pPr>
+        <w:tabs>
+          <w:tab w:val="num" w:pos="6480"/>
+        </w:tabs>
+        <w:ind w:left="6480" w:hanging="360"/>
+      </w:pPr>
+      <w:rPr>
+        <w:rFonts w:ascii="Wingdings" w:hAnsi="Wingdings" w:hint="default"/>
+        <w:sz w:val="20"/>
+      </w:rPr>
+    </w:lvl>
+  </w:abstractNum>
+  <w:abstractNum w:abstractNumId="1" w15:restartNumberingAfterBreak="0">
+    <w:nsid w:val="6CE137F1"/>
+    <w:multiLevelType w:val="hybridMultilevel"/>
+    <w:tmpl w:val="F4227892"/>
+    <w:lvl w:ilvl="0" w:tplc="105633F0">
+      <w:numFmt w:val="bullet"/>
+      <w:lvlText w:val="-"/>
+      <w:lvlJc w:val="left"/>
+      <w:pPr>
+        <w:ind w:left="720" w:hanging="360"/>
+      </w:pPr>
+      <w:rPr>
+        <w:rFonts w:ascii="Arial" w:eastAsiaTheme="minorHAnsi" w:hAnsi="Arial" w:cs="Arial" w:hint="default"/>
+      </w:rPr>
+    </w:lvl>
+    <w:lvl w:ilvl="1" w:tplc="08090003" w:tentative="1">
+      <w:start w:val="1"/>
+      <w:numFmt w:val="bullet"/>
+      <w:lvlText w:val="o"/>
+      <w:lvlJc w:val="left"/>
+      <w:pPr>
+        <w:ind w:left="1440" w:hanging="360"/>
+      </w:pPr>
+      <w:rPr>
+        <w:rFonts w:ascii="Courier New" w:hAnsi="Courier New" w:cs="Courier New" w:hint="default"/>
+      </w:rPr>
+    </w:lvl>
+    <w:lvl w:ilvl="2" w:tplc="08090005" w:tentative="1">
+      <w:start w:val="1"/>
+      <w:numFmt w:val="bullet"/>
+      <w:lvlText w:val=""/>
+      <w:lvlJc w:val="left"/>
+      <w:pPr>
+        <w:ind w:left="2160" w:hanging="360"/>
+      </w:pPr>
+      <w:rPr>
+        <w:rFonts w:ascii="Wingdings" w:hAnsi="Wingdings" w:hint="default"/>
+      </w:rPr>
+    </w:lvl>
+    <w:lvl w:ilvl="3" w:tplc="08090001" w:tentative="1">
+      <w:start w:val="1"/>
+      <w:numFmt w:val="bullet"/>
+      <w:lvlText w:val=""/>
+      <w:lvlJc w:val="left"/>
+      <w:pPr>
+        <w:ind w:left="2880" w:hanging="360"/>
+      </w:pPr>
+      <w:rPr>
+        <w:rFonts w:ascii="Symbol" w:hAnsi="Symbol" w:hint="default"/>
+      </w:rPr>
+    </w:lvl>
+    <w:lvl w:ilvl="4" w:tplc="08090003" w:tentative="1">
+      <w:start w:val="1"/>
+      <w:numFmt w:val="bullet"/>
+      <w:lvlText w:val="o"/>
+      <w:lvlJc w:val="left"/>
+      <w:pPr>
+        <w:ind w:left="3600" w:hanging="360"/>
+      </w:pPr>
+      <w:rPr>
+        <w:rFonts w:ascii="Courier New" w:hAnsi="Courier New" w:cs="Courier New" w:hint="default"/>
+      </w:rPr>
+    </w:lvl>
+    <w:lvl w:ilvl="5" w:tplc="08090005" w:tentative="1">
+      <w:start w:val="1"/>
+      <w:numFmt w:val="bullet"/>
+      <w:lvlText w:val=""/>
+      <w:lvlJc w:val="left"/>
+      <w:pPr>
+        <w:ind w:left="4320" w:hanging="360"/>
+      </w:pPr>
+      <w:rPr>
+        <w:rFonts w:ascii="Wingdings" w:hAnsi="Wingdings" w:hint="default"/>
+      </w:rPr>
+    </w:lvl>
+    <w:lvl w:ilvl="6" w:tplc="08090001" w:tentative="1">
+      <w:start w:val="1"/>
+      <w:numFmt w:val="bullet"/>
+      <w:lvlText w:val=""/>
+      <w:lvlJc w:val="left"/>
+      <w:pPr>
+        <w:ind w:left="5040" w:hanging="360"/>
+      </w:pPr>
+      <w:rPr>
+        <w:rFonts w:ascii="Symbol" w:hAnsi="Symbol" w:hint="default"/>
+      </w:rPr>
+    </w:lvl>
+    <w:lvl w:ilvl="7" w:tplc="08090003" w:tentative="1">
+      <w:start w:val="1"/>
+      <w:numFmt w:val="bullet"/>
+      <w:lvlText w:val="o"/>
+      <w:lvlJc w:val="left"/>
+      <w:pPr>
+        <w:ind w:left="5760" w:hanging="360"/>
+      </w:pPr>
+      <w:rPr>
+        <w:rFonts w:ascii="Courier New" w:hAnsi="Courier New" w:cs="Courier New" w:hint="default"/>
+      </w:rPr>
+    </w:lvl>
+    <w:lvl w:ilvl="8" w:tplc="08090005" w:tentative="1">
+      <w:start w:val="1"/>
+      <w:numFmt w:val="bullet"/>
+      <w:lvlText w:val=""/>
+      <w:lvlJc w:val="left"/>
+      <w:pPr>
+        <w:ind w:left="6480" w:hanging="360"/>
+      </w:pPr>
+      <w:rPr>
+        <w:rFonts w:ascii="Wingdings" w:hAnsi="Wingdings" w:hint="default"/>
+      </w:rPr>
+    </w:lvl>
+  </w:abstractNum>
+  <w:num w:numId="1" w16cid:durableId="815419664">
+    <w:abstractNumId w:val="1"/>
+  </w:num>
+  <w:num w:numId="2" w16cid:durableId="2009282116">
+    <w:abstractNumId w:val="0"/>
+  </w:num>
+</w:numbering>
 </file>
 
 <file path=word/styles.xml><?xml version="1.0" encoding="utf-8"?>
@@ -622,7 +1153,6 @@
   <w:style w:type="character" w:default="1" w:styleId="DefaultParagraphFont">
     <w:name w:val="Default Paragraph Font"/>
     <w:uiPriority w:val="1"/>
-    <w:semiHidden/>
     <w:unhideWhenUsed/>
   </w:style>
   <w:style w:type="table" w:default="1" w:styleId="TableNormal">

--- a/.work/07.04 dijkstra report analysis.docx
+++ b/.work/07.04 dijkstra report analysis.docx
@@ -142,6 +142,242 @@
         </w:rPr>
         <w:t>Veure que la meva heurísitica és admissible</w:t>
       </w:r>
+    </w:p>
+    <w:p>
+      <w:pPr>
+        <w:rPr>
+          <w:rFonts w:ascii="Arial" w:hAnsi="Arial" w:cs="Arial"/>
+        </w:rPr>
+      </w:pPr>
+    </w:p>
+    <w:tbl>
+      <w:tblPr>
+        <w:tblStyle w:val="TableGrid"/>
+        <w:tblW w:w="0" w:type="auto"/>
+        <w:tblLook w:val="04A0" w:firstRow="1" w:lastRow="0" w:firstColumn="1" w:lastColumn="0" w:noHBand="0" w:noVBand="1"/>
+      </w:tblPr>
+      <w:tblGrid>
+        <w:gridCol w:w="3005"/>
+        <w:gridCol w:w="3005"/>
+        <w:gridCol w:w="3006"/>
+      </w:tblGrid>
+      <w:tr>
+        <w:tc>
+          <w:tcPr>
+            <w:tcW w:w="3005" w:type="dxa"/>
+          </w:tcPr>
+          <w:p>
+            <w:pPr>
+              <w:rPr>
+                <w:rFonts w:ascii="Arial" w:hAnsi="Arial" w:cs="Arial"/>
+              </w:rPr>
+            </w:pPr>
+          </w:p>
+        </w:tc>
+        <w:tc>
+          <w:tcPr>
+            <w:tcW w:w="3005" w:type="dxa"/>
+          </w:tcPr>
+          <w:p>
+            <w:pPr>
+              <w:rPr>
+                <w:rFonts w:ascii="Arial" w:hAnsi="Arial" w:cs="Arial"/>
+              </w:rPr>
+            </w:pPr>
+            <w:r>
+              <w:rPr>
+                <w:rFonts w:ascii="Arial" w:hAnsi="Arial" w:cs="Arial"/>
+              </w:rPr>
+              <w:t xml:space="preserve">Target </w:t>
+            </w:r>
+            <w:r>
+              <w:rPr>
+                <w:rFonts w:ascii="Arial" w:hAnsi="Arial" w:cs="Arial"/>
+              </w:rPr>
+              <w:sym w:font="Wingdings" w:char="F0E0"/>
+            </w:r>
+            <w:r>
+              <w:rPr>
+                <w:rFonts w:ascii="Arial" w:hAnsi="Arial" w:cs="Arial"/>
+              </w:rPr>
+              <w:t xml:space="preserve"> Center</w:t>
+            </w:r>
+          </w:p>
+        </w:tc>
+        <w:tc>
+          <w:tcPr>
+            <w:tcW w:w="3006" w:type="dxa"/>
+          </w:tcPr>
+          <w:p>
+            <w:pPr>
+              <w:rPr>
+                <w:rFonts w:ascii="Arial" w:hAnsi="Arial" w:cs="Arial"/>
+              </w:rPr>
+            </w:pPr>
+            <w:r>
+              <w:rPr>
+                <w:rFonts w:ascii="Arial" w:hAnsi="Arial" w:cs="Arial"/>
+              </w:rPr>
+              <w:t xml:space="preserve">Target </w:t>
+            </w:r>
+            <w:r>
+              <w:rPr>
+                <w:rFonts w:ascii="Arial" w:hAnsi="Arial" w:cs="Arial"/>
+              </w:rPr>
+              <w:sym w:font="Wingdings" w:char="F0E0"/>
+            </w:r>
+            <w:r>
+              <w:rPr>
+                <w:rFonts w:ascii="Arial" w:hAnsi="Arial" w:cs="Arial"/>
+              </w:rPr>
+              <w:t xml:space="preserve"> Branch </w:t>
+            </w:r>
+          </w:p>
+        </w:tc>
+      </w:tr>
+      <w:tr>
+        <w:tc>
+          <w:tcPr>
+            <w:tcW w:w="3005" w:type="dxa"/>
+          </w:tcPr>
+          <w:p>
+            <w:pPr>
+              <w:rPr>
+                <w:rFonts w:ascii="Arial" w:hAnsi="Arial" w:cs="Arial"/>
+              </w:rPr>
+            </w:pPr>
+            <w:r>
+              <w:rPr>
+                <w:rFonts w:ascii="Arial" w:hAnsi="Arial" w:cs="Arial"/>
+              </w:rPr>
+              <w:t xml:space="preserve">V </w:t>
+            </w:r>
+            <w:r>
+              <w:rPr>
+                <w:rFonts w:ascii="Arial" w:hAnsi="Arial" w:cs="Arial"/>
+              </w:rPr>
+              <w:sym w:font="Wingdings" w:char="F0E0"/>
+            </w:r>
+            <w:r>
+              <w:rPr>
+                <w:rFonts w:ascii="Arial" w:hAnsi="Arial" w:cs="Arial"/>
+              </w:rPr>
+              <w:t xml:space="preserve"> center</w:t>
+            </w:r>
+          </w:p>
+        </w:tc>
+        <w:tc>
+          <w:tcPr>
+            <w:tcW w:w="3005" w:type="dxa"/>
+          </w:tcPr>
+          <w:p>
+            <w:pPr>
+              <w:rPr>
+                <w:rFonts w:ascii="Arial" w:hAnsi="Arial" w:cs="Arial"/>
+              </w:rPr>
+            </w:pPr>
+            <w:r>
+              <w:rPr>
+                <w:rFonts w:ascii="Arial" w:hAnsi="Arial" w:cs="Arial"/>
+              </w:rPr>
+              <w:t>CC (A)</w:t>
+            </w:r>
+          </w:p>
+        </w:tc>
+        <w:tc>
+          <w:tcPr>
+            <w:tcW w:w="3006" w:type="dxa"/>
+          </w:tcPr>
+          <w:p>
+            <w:pPr>
+              <w:rPr>
+                <w:rFonts w:ascii="Arial" w:hAnsi="Arial" w:cs="Arial"/>
+              </w:rPr>
+            </w:pPr>
+            <w:r>
+              <w:rPr>
+                <w:rFonts w:ascii="Arial" w:hAnsi="Arial" w:cs="Arial"/>
+              </w:rPr>
+              <w:t>BC ( C)</w:t>
+            </w:r>
+          </w:p>
+        </w:tc>
+      </w:tr>
+      <w:tr>
+        <w:tc>
+          <w:tcPr>
+            <w:tcW w:w="3005" w:type="dxa"/>
+          </w:tcPr>
+          <w:p>
+            <w:pPr>
+              <w:rPr>
+                <w:rFonts w:ascii="Arial" w:hAnsi="Arial" w:cs="Arial"/>
+              </w:rPr>
+            </w:pPr>
+            <w:r>
+              <w:rPr>
+                <w:rFonts w:ascii="Arial" w:hAnsi="Arial" w:cs="Arial"/>
+              </w:rPr>
+              <w:t xml:space="preserve">V </w:t>
+            </w:r>
+            <w:r>
+              <w:rPr>
+                <w:rFonts w:ascii="Arial" w:hAnsi="Arial" w:cs="Arial"/>
+              </w:rPr>
+              <w:sym w:font="Wingdings" w:char="F0E0"/>
+            </w:r>
+            <w:r>
+              <w:rPr>
+                <w:rFonts w:ascii="Arial" w:hAnsi="Arial" w:cs="Arial"/>
+              </w:rPr>
+              <w:t xml:space="preserve"> branch</w:t>
+            </w:r>
+          </w:p>
+        </w:tc>
+        <w:tc>
+          <w:tcPr>
+            <w:tcW w:w="3005" w:type="dxa"/>
+          </w:tcPr>
+          <w:p>
+            <w:pPr>
+              <w:rPr>
+                <w:rFonts w:ascii="Arial" w:hAnsi="Arial" w:cs="Arial"/>
+              </w:rPr>
+            </w:pPr>
+            <w:r>
+              <w:rPr>
+                <w:rFonts w:ascii="Arial" w:hAnsi="Arial" w:cs="Arial"/>
+              </w:rPr>
+              <w:t>BC ( C)</w:t>
+            </w:r>
+          </w:p>
+        </w:tc>
+        <w:tc>
+          <w:tcPr>
+            <w:tcW w:w="3006" w:type="dxa"/>
+          </w:tcPr>
+          <w:p>
+            <w:pPr>
+              <w:rPr>
+                <w:rFonts w:ascii="Arial" w:hAnsi="Arial" w:cs="Arial"/>
+              </w:rPr>
+            </w:pPr>
+            <w:r>
+              <w:rPr>
+                <w:rFonts w:ascii="Arial" w:hAnsi="Arial" w:cs="Arial"/>
+              </w:rPr>
+              <w:t>EB (B) or DB (D)</w:t>
+            </w:r>
+          </w:p>
+        </w:tc>
+      </w:tr>
+    </w:tbl>
+    <w:p>
+      <w:pPr>
+        <w:rPr>
+          <w:rFonts w:ascii="Arial" w:hAnsi="Arial" w:cs="Arial"/>
+        </w:rPr>
+      </w:pPr>
     </w:p>
     <w:p>
       <w:pPr>
@@ -1153,6 +1389,7 @@
   <w:style w:type="character" w:default="1" w:styleId="DefaultParagraphFont">
     <w:name w:val="Default Paragraph Font"/>
     <w:uiPriority w:val="1"/>
+    <w:semiHidden/>
     <w:unhideWhenUsed/>
   </w:style>
   <w:style w:type="table" w:default="1" w:styleId="TableNormal">
@@ -1465,6 +1702,25 @@
       <w:color w:val="0F4761" w:themeColor="accent1" w:themeShade="BF"/>
       <w:spacing w:val="5"/>
     </w:rPr>
+  </w:style>
+  <w:style w:type="table" w:styleId="TableGrid">
+    <w:name w:val="Table Grid"/>
+    <w:basedOn w:val="TableNormal"/>
+    <w:uiPriority w:val="39"/>
+    <w:rsid w:val="00F75EF6"/>
+    <w:pPr>
+      <w:spacing w:after="0" w:line="240" w:lineRule="auto"/>
+    </w:pPr>
+    <w:tblPr>
+      <w:tblBorders>
+        <w:top w:val="single" w:sz="4" w:space="0" w:color="auto"/>
+        <w:left w:val="single" w:sz="4" w:space="0" w:color="auto"/>
+        <w:bottom w:val="single" w:sz="4" w:space="0" w:color="auto"/>
+        <w:right w:val="single" w:sz="4" w:space="0" w:color="auto"/>
+        <w:insideH w:val="single" w:sz="4" w:space="0" w:color="auto"/>
+        <w:insideV w:val="single" w:sz="4" w:space="0" w:color="auto"/>
+      </w:tblBorders>
+    </w:tblPr>
   </w:style>
 </w:styles>
 </file>
